--- a/milano/2부4화_Il_lago.docx
+++ b/milano/2부4화_Il_lago.docx
@@ -88,7 +88,7 @@
           <w:b w:val="0"/>
           <w:sz w:val="21"/>
         </w:rPr>
-        <w:t>밀라노 중앙역 → 레코(펠라 호숫가, 페스카레니코) · 1월 마지막 일요일 오전</w:t>
+        <w:t>밀라노 중앙역 → 레코(펠라 호숫가, 페스카레니코) · 1월 셋째 주 일요일 오전</w:t>
       </w:r>
     </w:p>
     <w:p>
